--- a/.work/04.12 Idees.docx
+++ b/.work/04.12 Idees.docx
@@ -199,6 +199,175 @@
           <w:szCs w:val="24"/>
         </w:rPr>
         <w:t>)</w:t>
+      </w:r>
+    </w:p>
+    <w:p>
+      <w:pPr>
+        <w:pStyle w:val="Prrafodelista"/>
+        <w:numPr>
+          <w:ilvl w:val="0"/>
+          <w:numId w:val="1"/>
+        </w:numPr>
+        <w:rPr>
+          <w:rFonts w:ascii="Arial" w:hAnsi="Arial" w:cs="Arial"/>
+          <w:sz w:val="24"/>
+          <w:szCs w:val="24"/>
+        </w:rPr>
+      </w:pPr>
+      <w:r>
+        <w:rPr>
+          <w:rFonts w:ascii="Arial" w:hAnsi="Arial" w:cs="Arial"/>
+          <w:sz w:val="24"/>
+          <w:szCs w:val="24"/>
+        </w:rPr>
+        <w:t xml:space="preserve">Com potser depenent del sentit es triga una cosa que un altre, el que podem fer és anar per cada </w:t>
+      </w:r>
+      <w:proofErr w:type="spellStart"/>
+      <w:r>
+        <w:rPr>
+          <w:rFonts w:ascii="Arial" w:hAnsi="Arial" w:cs="Arial"/>
+          <w:sz w:val="24"/>
+          <w:szCs w:val="24"/>
+        </w:rPr>
+        <w:t>direction_id</w:t>
+      </w:r>
+      <w:proofErr w:type="spellEnd"/>
+      <w:r>
+        <w:rPr>
+          <w:rFonts w:ascii="Arial" w:hAnsi="Arial" w:cs="Arial"/>
+          <w:sz w:val="24"/>
+          <w:szCs w:val="24"/>
+        </w:rPr>
+        <w:t xml:space="preserve"> de cada </w:t>
+      </w:r>
+      <w:proofErr w:type="spellStart"/>
+      <w:r>
+        <w:rPr>
+          <w:rFonts w:ascii="Arial" w:hAnsi="Arial" w:cs="Arial"/>
+          <w:sz w:val="24"/>
+          <w:szCs w:val="24"/>
+        </w:rPr>
+        <w:t>route_id</w:t>
+      </w:r>
+      <w:proofErr w:type="spellEnd"/>
+      <w:r>
+        <w:rPr>
+          <w:rFonts w:ascii="Arial" w:hAnsi="Arial" w:cs="Arial"/>
+          <w:sz w:val="24"/>
+          <w:szCs w:val="24"/>
+        </w:rPr>
+        <w:t xml:space="preserve"> de trips </w:t>
+      </w:r>
+      <w:r>
+        <w:rPr>
+          <w:rFonts w:ascii="Arial" w:hAnsi="Arial" w:cs="Arial"/>
+          <w:sz w:val="24"/>
+          <w:szCs w:val="24"/>
+        </w:rPr>
+        <w:t xml:space="preserve">i anar posant els pesos així. </w:t>
+      </w:r>
+    </w:p>
+    <w:p>
+      <w:pPr>
+        <w:rPr>
+          <w:rFonts w:ascii="Arial" w:hAnsi="Arial" w:cs="Arial"/>
+          <w:sz w:val="24"/>
+          <w:szCs w:val="24"/>
+        </w:rPr>
+      </w:pPr>
+    </w:p>
+    <w:p>
+      <w:r>
+        <w:rPr>
+          <w:rFonts w:ascii="Arial" w:hAnsi="Arial" w:cs="Arial"/>
+          <w:sz w:val="24"/>
+          <w:szCs w:val="24"/>
+        </w:rPr>
+        <w:t>Font de dades</w:t>
+      </w:r>
+      <w:r>
+        <w:rPr>
+          <w:rFonts w:ascii="Arial" w:hAnsi="Arial" w:cs="Arial"/>
+          <w:sz w:val="24"/>
+          <w:szCs w:val="24"/>
+        </w:rPr>
+        <w:t xml:space="preserve"> (Punto de </w:t>
+      </w:r>
+      <w:proofErr w:type="spellStart"/>
+      <w:r>
+        <w:rPr>
+          <w:rFonts w:ascii="Arial" w:hAnsi="Arial" w:cs="Arial"/>
+          <w:sz w:val="24"/>
+          <w:szCs w:val="24"/>
+        </w:rPr>
+        <w:t>Acceso</w:t>
+      </w:r>
+      <w:proofErr w:type="spellEnd"/>
+      <w:r>
+        <w:rPr>
+          <w:rFonts w:ascii="Arial" w:hAnsi="Arial" w:cs="Arial"/>
+          <w:sz w:val="24"/>
+          <w:szCs w:val="24"/>
+        </w:rPr>
+        <w:t xml:space="preserve"> Nacional de </w:t>
+      </w:r>
+      <w:proofErr w:type="spellStart"/>
+      <w:r>
+        <w:rPr>
+          <w:rFonts w:ascii="Arial" w:hAnsi="Arial" w:cs="Arial"/>
+          <w:sz w:val="24"/>
+          <w:szCs w:val="24"/>
+        </w:rPr>
+        <w:t>datos</w:t>
+      </w:r>
+      <w:proofErr w:type="spellEnd"/>
+      <w:r>
+        <w:rPr>
+          <w:rFonts w:ascii="Arial" w:hAnsi="Arial" w:cs="Arial"/>
+          <w:sz w:val="24"/>
+          <w:szCs w:val="24"/>
+        </w:rPr>
+        <w:t xml:space="preserve"> de </w:t>
+      </w:r>
+      <w:proofErr w:type="spellStart"/>
+      <w:r>
+        <w:rPr>
+          <w:rFonts w:ascii="Arial" w:hAnsi="Arial" w:cs="Arial"/>
+          <w:sz w:val="24"/>
+          <w:szCs w:val="24"/>
+        </w:rPr>
+        <w:t>transporte</w:t>
+      </w:r>
+      <w:proofErr w:type="spellEnd"/>
+      <w:r>
+        <w:rPr>
+          <w:rFonts w:ascii="Arial" w:hAnsi="Arial" w:cs="Arial"/>
+          <w:sz w:val="24"/>
+          <w:szCs w:val="24"/>
+        </w:rPr>
+        <w:t>)</w:t>
+      </w:r>
+      <w:r>
+        <w:rPr>
+          <w:rFonts w:ascii="Arial" w:hAnsi="Arial" w:cs="Arial"/>
+          <w:sz w:val="24"/>
+          <w:szCs w:val="24"/>
+        </w:rPr>
+        <w:t xml:space="preserve">: </w:t>
+      </w:r>
+      <w:hyperlink r:id="rId5" w:history="1">
+        <w:r>
+          <w:rPr>
+            <w:rStyle w:val="Hipervnculo"/>
+            <w:rFonts w:ascii="Arial" w:hAnsi="Arial" w:cs="Arial"/>
+            <w:sz w:val="24"/>
+            <w:szCs w:val="24"/>
+          </w:rPr>
+          <w:t>https://nap.transportes.gob.es/Files/List?showFilterTT=False&amp;showFilterR=False&amp;filterR=8&amp;showfilterAU=False&amp;showFilterTF=False&amp;search=barcelona&amp;orderby=Relevancia&amp;page=1</w:t>
+        </w:r>
+      </w:hyperlink>
+      <w:r>
+        <w:t xml:space="preserve"> </w:t>
       </w:r>
     </w:p>
     <w:sectPr>
@@ -937,7 +1106,6 @@
   <w:style w:type="character" w:default="1" w:styleId="Fuentedeprrafopredeter">
     <w:name w:val="Default Paragraph Font"/>
     <w:uiPriority w:val="1"/>
-    <w:semiHidden/>
     <w:unhideWhenUsed/>
   </w:style>
   <w:style w:type="table" w:default="1" w:styleId="Tablanormal">
@@ -1262,6 +1430,29 @@
       <w:smallCaps/>
       <w:color w:val="0F4761" w:themeColor="accent1" w:themeShade="BF"/>
       <w:spacing w:val="5"/>
+    </w:rPr>
+  </w:style>
+  <w:style w:type="character" w:styleId="Hipervnculo">
+    <w:name w:val="Hyperlink"/>
+    <w:basedOn w:val="Fuentedeprrafopredeter"/>
+    <w:uiPriority w:val="99"/>
+    <w:unhideWhenUsed/>
+    <w:rsid w:val="008B6A24"/>
+    <w:rPr>
+      <w:color w:val="467886" w:themeColor="hyperlink"/>
+      <w:u w:val="single"/>
+    </w:rPr>
+  </w:style>
+  <w:style w:type="character" w:styleId="Mencinsinresolver">
+    <w:name w:val="Unresolved Mention"/>
+    <w:basedOn w:val="Fuentedeprrafopredeter"/>
+    <w:uiPriority w:val="99"/>
+    <w:semiHidden/>
+    <w:unhideWhenUsed/>
+    <w:rsid w:val="008B6A24"/>
+    <w:rPr>
+      <w:color w:val="605E5C"/>
+      <w:shd w:val="clear" w:color="auto" w:fill="E1DFDD"/>
     </w:rPr>
   </w:style>
 </w:styles>

--- a/.work/04.12 Idees.docx
+++ b/.work/04.12 Idees.docx
@@ -367,6 +367,79 @@
         </w:r>
       </w:hyperlink>
       <w:r>
+        <w:t xml:space="preserve"> </w:t>
+      </w:r>
+    </w:p>
+    <w:p/>
+    <w:p>
+      <w:pPr>
+        <w:rPr>
+          <w:rFonts w:ascii="Arial" w:hAnsi="Arial" w:cs="Arial"/>
+          <w:sz w:val="24"/>
+          <w:szCs w:val="24"/>
+        </w:rPr>
+      </w:pPr>
+      <w:r>
+        <w:rPr>
+          <w:rFonts w:ascii="Arial" w:hAnsi="Arial" w:cs="Arial"/>
+          <w:sz w:val="24"/>
+          <w:szCs w:val="24"/>
+        </w:rPr>
+        <w:t xml:space="preserve">Dades flux gent Barcelona: </w:t>
+      </w:r>
+      <w:hyperlink r:id="rId6" w:history="1">
+        <w:r>
+          <w:rPr>
+            <w:rStyle w:val="Hipervnculo"/>
+            <w:rFonts w:ascii="Arial" w:hAnsi="Arial" w:cs="Arial"/>
+            <w:sz w:val="24"/>
+            <w:szCs w:val="24"/>
+          </w:rPr>
+          <w:t>https://www.amb.cat/es/web/mobilitat/gestio-i-organitzacio/dades/dades-de-fluxos</w:t>
+        </w:r>
+      </w:hyperlink>
+      <w:r>
+        <w:rPr>
+          <w:rFonts w:ascii="Arial" w:hAnsi="Arial" w:cs="Arial"/>
+          <w:sz w:val="24"/>
+          <w:szCs w:val="24"/>
+        </w:rPr>
+        <w:t xml:space="preserve"> </w:t>
+      </w:r>
+    </w:p>
+    <w:p>
+      <w:pPr>
+        <w:rPr>
+          <w:rFonts w:ascii="Arial" w:hAnsi="Arial" w:cs="Arial"/>
+          <w:sz w:val="24"/>
+          <w:szCs w:val="24"/>
+        </w:rPr>
+      </w:pPr>
+      <w:r>
+        <w:rPr>
+          <w:rFonts w:ascii="Arial" w:hAnsi="Arial" w:cs="Arial"/>
+          <w:sz w:val="24"/>
+          <w:szCs w:val="24"/>
+        </w:rPr>
+        <w:t xml:space="preserve">Transport en xifres TMB </w:t>
+      </w:r>
+      <w:hyperlink r:id="rId7" w:history="1">
+        <w:r>
+          <w:rPr>
+            <w:rStyle w:val="Hipervnculo"/>
+            <w:rFonts w:ascii="Arial" w:hAnsi="Arial" w:cs="Arial"/>
+            <w:sz w:val="24"/>
+            <w:szCs w:val="24"/>
+          </w:rPr>
+          <w:t>https://www.tmb.cat/ca/coneix-tmb/informacio-corporativa/transport-xifres</w:t>
+        </w:r>
+      </w:hyperlink>
+      <w:r>
+        <w:rPr>
+          <w:rFonts w:ascii="Arial" w:hAnsi="Arial" w:cs="Arial"/>
+          <w:sz w:val="24"/>
+          <w:szCs w:val="24"/>
+        </w:rPr>
         <w:t xml:space="preserve"> </w:t>
       </w:r>
     </w:p>
@@ -1106,6 +1179,7 @@
   <w:style w:type="character" w:default="1" w:styleId="Fuentedeprrafopredeter">
     <w:name w:val="Default Paragraph Font"/>
     <w:uiPriority w:val="1"/>
+    <w:semiHidden/>
     <w:unhideWhenUsed/>
   </w:style>
   <w:style w:type="table" w:default="1" w:styleId="Tablanormal">
